--- a/testakten/arbeitsrecht-kuendigungsdrama-koerber-werk/13c_entgelttransparenz_pruefvermerk_2025-06-05.docx
+++ b/testakten/arbeitsrecht-kuendigungsdrama-koerber-werk/13c_entgelttransparenz_pruefvermerk_2025-06-05.docx
@@ -743,7 +743,7 @@
         <w:color w:val="5C6569"/>
         <w:sz w:val="14"/>
       </w:rPr>
-      <w:t>Telefon 030 88641-0 · Telefax 030 88641-29 · post@reuss-partner.example</w:t>
+      <w:t>Telefon 030 88641-0 · Telefax 030 88641-29 · post@reuss-partner.de</w:t>
     </w:r>
   </w:p>
   <w:p>
